--- a/public/JuarezMonroyArturo CV.docx
+++ b/public/JuarezMonroyArturo CV.docx
@@ -8,8 +8,8 @@
         <w:tblStyle w:val="TableGrid"/>
         <w:tblW w:w="10759" w:type="dxa"/>
         <w:tblInd w:w="0" w:type="dxa"/>
+        <w:shd w:val="clear" w:color="auto" w:fill="123C2E"/>
         <w:tblCellMar>
-          <w:top w:w="0" w:type="dxa"/>
           <w:left w:w="200" w:type="dxa"/>
           <w:bottom w:w="122" w:type="dxa"/>
           <w:right w:w="115" w:type="dxa"/>
@@ -66,7 +66,7 @@
               <mc:AlternateContent>
                 <mc:Choice Requires="wpg">
                   <w:drawing>
-                    <wp:anchor distT="0" distB="0" distL="114300" distR="114300" simplePos="0" relativeHeight="251658240" behindDoc="0" locked="0" layoutInCell="1" allowOverlap="1" wp14:anchorId="744D6EC0" wp14:editId="6E4C4BF8">
+                    <wp:anchor distT="0" distB="0" distL="114300" distR="114300" simplePos="0" relativeHeight="251658240" behindDoc="0" locked="0" layoutInCell="1" allowOverlap="1" wp14:anchorId="744D6EC0" wp14:editId="30E56736">
                       <wp:simplePos x="0" y="0"/>
                       <wp:positionH relativeFrom="column">
                         <wp:posOffset>5461000</wp:posOffset>
@@ -360,7 +360,7 @@
                 </mc:Choice>
                 <mc:Fallback>
                   <w:pict>
-                    <v:group w14:anchorId="69B8EBA1" id="Group 1812" o:spid="_x0000_s1026" style="position:absolute;margin-left:430pt;margin-top:-1.1pt;width:89.6pt;height:79.5pt;z-index:251658240;mso-width-relative:margin;mso-height-relative:margin" coordsize="6949,6949" o:gfxdata="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">
+                    <v:group w14:anchorId="15368481" id="Group 1812" o:spid="_x0000_s1026" style="position:absolute;margin-left:430pt;margin-top:-1.1pt;width:89.6pt;height:79.5pt;z-index:251658240;mso-width-relative:margin;mso-height-relative:margin" coordsize="6949,6949" o:gfxdata="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">
                       <v:shape id="Shape 2403" o:spid="_x0000_s1027" style="position:absolute;width:6949;height:6949;visibility:visible;mso-wrap-style:square;v-text-anchor:top" coordsize="694944,694944" o:gfxdata="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" path="m,l694944,r,694944l,694944,,e" fillcolor="#eaf3ee" stroked="f" strokeweight="0">
                         <v:stroke miterlimit="83231f" joinstyle="miter"/>
                         <v:path arrowok="t" textboxrect="0,0,694944,694944"/>
@@ -458,11 +458,435 @@
             </w:pPr>
             <w:r>
               <w:rPr>
+                <w:noProof/>
+              </w:rPr>
+              <mc:AlternateContent>
+                <mc:Choice Requires="wps">
+                  <w:drawing>
+                    <wp:anchor distT="0" distB="0" distL="114300" distR="114300" simplePos="0" relativeHeight="251660288" behindDoc="0" locked="0" layoutInCell="1" allowOverlap="1" wp14:anchorId="177A5404" wp14:editId="7640D816">
+                      <wp:simplePos x="0" y="0"/>
+                      <wp:positionH relativeFrom="column">
+                        <wp:posOffset>-27305</wp:posOffset>
+                      </wp:positionH>
+                      <wp:positionV relativeFrom="paragraph">
+                        <wp:posOffset>277495</wp:posOffset>
+                      </wp:positionV>
+                      <wp:extent cx="1828800" cy="1828800"/>
+                      <wp:effectExtent l="0" t="0" r="0" b="0"/>
+                      <wp:wrapNone/>
+                      <wp:docPr id="490313198" name="Cuadro de texto 1"/>
+                      <wp:cNvGraphicFramePr/>
+                      <a:graphic xmlns:a="http://schemas.openxmlformats.org/drawingml/2006/main">
+                        <a:graphicData uri="http://schemas.microsoft.com/office/word/2010/wordprocessingShape">
+                          <wps:wsp>
+                            <wps:cNvSpPr txBox="1"/>
+                            <wps:spPr>
+                              <a:xfrm>
+                                <a:off x="0" y="0"/>
+                                <a:ext cx="1828800" cy="1828800"/>
+                              </a:xfrm>
+                              <a:prstGeom prst="rect">
+                                <a:avLst/>
+                              </a:prstGeom>
+                              <a:noFill/>
+                              <a:ln>
+                                <a:noFill/>
+                              </a:ln>
+                            </wps:spPr>
+                            <wps:txbx>
+                              <w:txbxContent>
+                                <w:p>
+                                  <w:pPr>
+                                    <w:jc w:val="center"/>
+                                    <w:rPr>
+                                      <w:color w:val="123C2E"/>
+                                      <w:szCs w:val="18"/>
+                                      <w14:textOutline w14:w="0" w14:cap="flat" w14:cmpd="sng" w14:algn="ctr">
+                                        <w14:noFill/>
+                                        <w14:prstDash w14:val="solid"/>
+                                        <w14:round/>
+                                      </w14:textOutline>
+                                    </w:rPr>
+                                  </w:pPr>
+                                  <w:proofErr w:type="spellStart"/>
+                                  <w:r>
+                                    <w:rPr>
+                                      <w:color w:val="123C2E"/>
+                                      <w:szCs w:val="18"/>
+                                      <w14:textOutline w14:w="0" w14:cap="flat" w14:cmpd="sng" w14:algn="ctr">
+                                        <w14:noFill/>
+                                        <w14:prstDash w14:val="solid"/>
+                                        <w14:round/>
+                                      </w14:textOutline>
+                                    </w:rPr>
+                                    <w:t>This</w:t>
+                                  </w:r>
+                                  <w:proofErr w:type="spellEnd"/>
+                                  <w:r>
+                                    <w:rPr>
+                                      <w:color w:val="123C2E"/>
+                                      <w:szCs w:val="18"/>
+                                      <w14:textOutline w14:w="0" w14:cap="flat" w14:cmpd="sng" w14:algn="ctr">
+                                        <w14:noFill/>
+                                        <w14:prstDash w14:val="solid"/>
+                                        <w14:round/>
+                                      </w14:textOutline>
+                                    </w:rPr>
+                                    <w:t xml:space="preserve"> </w:t>
+                                  </w:r>
+                                  <w:proofErr w:type="spellStart"/>
+                                  <w:r>
+                                    <w:rPr>
+                                      <w:color w:val="123C2E"/>
+                                      <w:szCs w:val="18"/>
+                                      <w14:textOutline w14:w="0" w14:cap="flat" w14:cmpd="sng" w14:algn="ctr">
+                                        <w14:noFill/>
+                                        <w14:prstDash w14:val="solid"/>
+                                        <w14:round/>
+                                      </w14:textOutline>
+                                    </w:rPr>
+                                    <w:t>profile</w:t>
+                                  </w:r>
+                                  <w:proofErr w:type="spellEnd"/>
+                                  <w:r>
+                                    <w:rPr>
+                                      <w:color w:val="123C2E"/>
+                                      <w:szCs w:val="18"/>
+                                      <w14:textOutline w14:w="0" w14:cap="flat" w14:cmpd="sng" w14:algn="ctr">
+                                        <w14:noFill/>
+                                        <w14:prstDash w14:val="solid"/>
+                                        <w14:round/>
+                                      </w14:textOutline>
+                                    </w:rPr>
+                                    <w:t xml:space="preserve"> </w:t>
+                                  </w:r>
+                                  <w:proofErr w:type="spellStart"/>
+                                  <w:r>
+                                    <w:rPr>
+                                      <w:color w:val="123C2E"/>
+                                      <w:szCs w:val="18"/>
+                                      <w14:textOutline w14:w="0" w14:cap="flat" w14:cmpd="sng" w14:algn="ctr">
+                                        <w14:noFill/>
+                                        <w14:prstDash w14:val="solid"/>
+                                        <w14:round/>
+                                      </w14:textOutline>
+                                    </w:rPr>
+                                    <w:t>is</w:t>
+                                  </w:r>
+                                  <w:proofErr w:type="spellEnd"/>
+                                  <w:r>
+                                    <w:rPr>
+                                      <w:color w:val="123C2E"/>
+                                      <w:szCs w:val="18"/>
+                                      <w14:textOutline w14:w="0" w14:cap="flat" w14:cmpd="sng" w14:algn="ctr">
+                                        <w14:noFill/>
+                                        <w14:prstDash w14:val="solid"/>
+                                        <w14:round/>
+                                      </w14:textOutline>
+                                    </w:rPr>
+                                    <w:t xml:space="preserve"> </w:t>
+                                  </w:r>
+                                  <w:proofErr w:type="spellStart"/>
+                                  <w:r>
+                                    <w:rPr>
+                                      <w:color w:val="123C2E"/>
+                                      <w:szCs w:val="18"/>
+                                      <w14:textOutline w14:w="0" w14:cap="flat" w14:cmpd="sng" w14:algn="ctr">
+                                        <w14:noFill/>
+                                        <w14:prstDash w14:val="solid"/>
+                                        <w14:round/>
+                                      </w14:textOutline>
+                                    </w:rPr>
+                                    <w:t>ready</w:t>
+                                  </w:r>
+                                  <w:proofErr w:type="spellEnd"/>
+                                  <w:r>
+                                    <w:rPr>
+                                      <w:color w:val="123C2E"/>
+                                      <w:szCs w:val="18"/>
+                                      <w14:textOutline w14:w="0" w14:cap="flat" w14:cmpd="sng" w14:algn="ctr">
+                                        <w14:noFill/>
+                                        <w14:prstDash w14:val="solid"/>
+                                        <w14:round/>
+                                      </w14:textOutline>
+                                    </w:rPr>
+                                    <w:t xml:space="preserve"> </w:t>
+                                  </w:r>
+                                  <w:proofErr w:type="spellStart"/>
+                                  <w:r>
+                                    <w:rPr>
+                                      <w:color w:val="123C2E"/>
+                                      <w:szCs w:val="18"/>
+                                      <w14:textOutline w14:w="0" w14:cap="flat" w14:cmpd="sng" w14:algn="ctr">
+                                        <w14:noFill/>
+                                        <w14:prstDash w14:val="solid"/>
+                                        <w14:round/>
+                                      </w14:textOutline>
+                                    </w:rPr>
+                                    <w:t>for</w:t>
+                                  </w:r>
+                                  <w:proofErr w:type="spellEnd"/>
+                                  <w:r>
+                                    <w:rPr>
+                                      <w:color w:val="123C2E"/>
+                                      <w:szCs w:val="18"/>
+                                      <w14:textOutline w14:w="0" w14:cap="flat" w14:cmpd="sng" w14:algn="ctr">
+                                        <w14:noFill/>
+                                        <w14:prstDash w14:val="solid"/>
+                                        <w14:round/>
+                                      </w14:textOutline>
+                                    </w:rPr>
+                                    <w:t xml:space="preserve"> </w:t>
+                                  </w:r>
+                                  <w:proofErr w:type="spellStart"/>
+                                  <w:r>
+                                    <w:rPr>
+                                      <w:color w:val="123C2E"/>
+                                      <w:szCs w:val="18"/>
+                                      <w14:textOutline w14:w="0" w14:cap="flat" w14:cmpd="sng" w14:algn="ctr">
+                                        <w14:noFill/>
+                                        <w14:prstDash w14:val="solid"/>
+                                        <w14:round/>
+                                      </w14:textOutline>
+                                    </w:rPr>
+                                    <w:t>the</w:t>
+                                  </w:r>
+                                  <w:proofErr w:type="spellEnd"/>
+                                  <w:r>
+                                    <w:rPr>
+                                      <w:color w:val="123C2E"/>
+                                      <w:szCs w:val="18"/>
+                                      <w14:textOutline w14:w="0" w14:cap="flat" w14:cmpd="sng" w14:algn="ctr">
+                                        <w14:noFill/>
+                                        <w14:prstDash w14:val="solid"/>
+                                        <w14:round/>
+                                      </w14:textOutline>
+                                    </w:rPr>
+                                    <w:t xml:space="preserve"> next phase.</w:t>
+                                  </w:r>
+                                </w:p>
+                              </w:txbxContent>
+                            </wps:txbx>
+                            <wps:bodyPr rot="0" spcFirstLastPara="0" vertOverflow="overflow" horzOverflow="overflow" vert="horz" wrap="none" lIns="91440" tIns="45720" rIns="91440" bIns="45720" numCol="1" spcCol="0" rtlCol="0" fromWordArt="0" anchor="t" anchorCtr="0" forceAA="0" compatLnSpc="1">
+                              <a:prstTxWarp prst="textNoShape">
+                                <a:avLst/>
+                              </a:prstTxWarp>
+                              <a:spAutoFit/>
+                            </wps:bodyPr>
+                          </wps:wsp>
+                        </a:graphicData>
+                      </a:graphic>
+                      <wp14:sizeRelH relativeFrom="margin">
+                        <wp14:pctWidth>0</wp14:pctWidth>
+                      </wp14:sizeRelH>
+                      <wp14:sizeRelV relativeFrom="margin">
+                        <wp14:pctHeight>0</wp14:pctHeight>
+                      </wp14:sizeRelV>
+                    </wp:anchor>
+                  </w:drawing>
+                </mc:Choice>
+                <mc:Fallback>
+                  <w:pict>
+                    <v:shapetype w14:anchorId="177A5404" id="_x0000_t202" coordsize="21600,21600" o:spt="202" path="m,l,21600r21600,l21600,xe">
+                      <v:stroke joinstyle="miter"/>
+                      <v:path gradientshapeok="t" o:connecttype="rect"/>
+                    </v:shapetype>
+                    <v:shape id="Cuadro de texto 1" o:spid="_x0000_s1026" type="#_x0000_t202" style="position:absolute;margin-left:-2.15pt;margin-top:21.85pt;width:2in;height:2in;z-index:251660288;visibility:visible;mso-wrap-style:none;mso-width-percent:0;mso-height-percent:0;mso-wrap-distance-left:9pt;mso-wrap-distance-top:0;mso-wrap-distance-right:9pt;mso-wrap-distance-bottom:0;mso-position-horizontal:absolute;mso-position-horizontal-relative:text;mso-position-vertical:absolute;mso-position-vertical-relative:text;mso-width-percent:0;mso-height-percent:0;mso-width-relative:margin;mso-height-relative:margin;v-text-anchor:top" o:gfxdata="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" filled="f" stroked="f">
+                      <v:fill o:detectmouseclick="t"/>
+                      <v:textbox style="mso-fit-shape-to-text:t">
+                        <w:txbxContent>
+                          <w:p>
+                            <w:pPr>
+                              <w:jc w:val="center"/>
+                              <w:rPr>
+                                <w:color w:val="123C2E"/>
+                                <w:szCs w:val="18"/>
+                                <w14:textOutline w14:w="0" w14:cap="flat" w14:cmpd="sng" w14:algn="ctr">
+                                  <w14:noFill/>
+                                  <w14:prstDash w14:val="solid"/>
+                                  <w14:round/>
+                                </w14:textOutline>
+                              </w:rPr>
+                            </w:pPr>
+                            <w:proofErr w:type="spellStart"/>
+                            <w:r>
+                              <w:rPr>
+                                <w:color w:val="123C2E"/>
+                                <w:szCs w:val="18"/>
+                                <w14:textOutline w14:w="0" w14:cap="flat" w14:cmpd="sng" w14:algn="ctr">
+                                  <w14:noFill/>
+                                  <w14:prstDash w14:val="solid"/>
+                                  <w14:round/>
+                                </w14:textOutline>
+                              </w:rPr>
+                              <w:t>This</w:t>
+                            </w:r>
+                            <w:proofErr w:type="spellEnd"/>
+                            <w:r>
+                              <w:rPr>
+                                <w:color w:val="123C2E"/>
+                                <w:szCs w:val="18"/>
+                                <w14:textOutline w14:w="0" w14:cap="flat" w14:cmpd="sng" w14:algn="ctr">
+                                  <w14:noFill/>
+                                  <w14:prstDash w14:val="solid"/>
+                                  <w14:round/>
+                                </w14:textOutline>
+                              </w:rPr>
+                              <w:t xml:space="preserve"> </w:t>
+                            </w:r>
+                            <w:proofErr w:type="spellStart"/>
+                            <w:r>
+                              <w:rPr>
+                                <w:color w:val="123C2E"/>
+                                <w:szCs w:val="18"/>
+                                <w14:textOutline w14:w="0" w14:cap="flat" w14:cmpd="sng" w14:algn="ctr">
+                                  <w14:noFill/>
+                                  <w14:prstDash w14:val="solid"/>
+                                  <w14:round/>
+                                </w14:textOutline>
+                              </w:rPr>
+                              <w:t>profile</w:t>
+                            </w:r>
+                            <w:proofErr w:type="spellEnd"/>
+                            <w:r>
+                              <w:rPr>
+                                <w:color w:val="123C2E"/>
+                                <w:szCs w:val="18"/>
+                                <w14:textOutline w14:w="0" w14:cap="flat" w14:cmpd="sng" w14:algn="ctr">
+                                  <w14:noFill/>
+                                  <w14:prstDash w14:val="solid"/>
+                                  <w14:round/>
+                                </w14:textOutline>
+                              </w:rPr>
+                              <w:t xml:space="preserve"> </w:t>
+                            </w:r>
+                            <w:proofErr w:type="spellStart"/>
+                            <w:r>
+                              <w:rPr>
+                                <w:color w:val="123C2E"/>
+                                <w:szCs w:val="18"/>
+                                <w14:textOutline w14:w="0" w14:cap="flat" w14:cmpd="sng" w14:algn="ctr">
+                                  <w14:noFill/>
+                                  <w14:prstDash w14:val="solid"/>
+                                  <w14:round/>
+                                </w14:textOutline>
+                              </w:rPr>
+                              <w:t>is</w:t>
+                            </w:r>
+                            <w:proofErr w:type="spellEnd"/>
+                            <w:r>
+                              <w:rPr>
+                                <w:color w:val="123C2E"/>
+                                <w:szCs w:val="18"/>
+                                <w14:textOutline w14:w="0" w14:cap="flat" w14:cmpd="sng" w14:algn="ctr">
+                                  <w14:noFill/>
+                                  <w14:prstDash w14:val="solid"/>
+                                  <w14:round/>
+                                </w14:textOutline>
+                              </w:rPr>
+                              <w:t xml:space="preserve"> </w:t>
+                            </w:r>
+                            <w:proofErr w:type="spellStart"/>
+                            <w:r>
+                              <w:rPr>
+                                <w:color w:val="123C2E"/>
+                                <w:szCs w:val="18"/>
+                                <w14:textOutline w14:w="0" w14:cap="flat" w14:cmpd="sng" w14:algn="ctr">
+                                  <w14:noFill/>
+                                  <w14:prstDash w14:val="solid"/>
+                                  <w14:round/>
+                                </w14:textOutline>
+                              </w:rPr>
+                              <w:t>ready</w:t>
+                            </w:r>
+                            <w:proofErr w:type="spellEnd"/>
+                            <w:r>
+                              <w:rPr>
+                                <w:color w:val="123C2E"/>
+                                <w:szCs w:val="18"/>
+                                <w14:textOutline w14:w="0" w14:cap="flat" w14:cmpd="sng" w14:algn="ctr">
+                                  <w14:noFill/>
+                                  <w14:prstDash w14:val="solid"/>
+                                  <w14:round/>
+                                </w14:textOutline>
+                              </w:rPr>
+                              <w:t xml:space="preserve"> </w:t>
+                            </w:r>
+                            <w:proofErr w:type="spellStart"/>
+                            <w:r>
+                              <w:rPr>
+                                <w:color w:val="123C2E"/>
+                                <w:szCs w:val="18"/>
+                                <w14:textOutline w14:w="0" w14:cap="flat" w14:cmpd="sng" w14:algn="ctr">
+                                  <w14:noFill/>
+                                  <w14:prstDash w14:val="solid"/>
+                                  <w14:round/>
+                                </w14:textOutline>
+                              </w:rPr>
+                              <w:t>for</w:t>
+                            </w:r>
+                            <w:proofErr w:type="spellEnd"/>
+                            <w:r>
+                              <w:rPr>
+                                <w:color w:val="123C2E"/>
+                                <w:szCs w:val="18"/>
+                                <w14:textOutline w14:w="0" w14:cap="flat" w14:cmpd="sng" w14:algn="ctr">
+                                  <w14:noFill/>
+                                  <w14:prstDash w14:val="solid"/>
+                                  <w14:round/>
+                                </w14:textOutline>
+                              </w:rPr>
+                              <w:t xml:space="preserve"> </w:t>
+                            </w:r>
+                            <w:proofErr w:type="spellStart"/>
+                            <w:r>
+                              <w:rPr>
+                                <w:color w:val="123C2E"/>
+                                <w:szCs w:val="18"/>
+                                <w14:textOutline w14:w="0" w14:cap="flat" w14:cmpd="sng" w14:algn="ctr">
+                                  <w14:noFill/>
+                                  <w14:prstDash w14:val="solid"/>
+                                  <w14:round/>
+                                </w14:textOutline>
+                              </w:rPr>
+                              <w:t>the</w:t>
+                            </w:r>
+                            <w:proofErr w:type="spellEnd"/>
+                            <w:r>
+                              <w:rPr>
+                                <w:color w:val="123C2E"/>
+                                <w:szCs w:val="18"/>
+                                <w14:textOutline w14:w="0" w14:cap="flat" w14:cmpd="sng" w14:algn="ctr">
+                                  <w14:noFill/>
+                                  <w14:prstDash w14:val="solid"/>
+                                  <w14:round/>
+                                </w14:textOutline>
+                              </w:rPr>
+                              <w:t xml:space="preserve"> next phase.</w:t>
+                            </w:r>
+                          </w:p>
+                        </w:txbxContent>
+                      </v:textbox>
+                    </v:shape>
+                  </w:pict>
+                </mc:Fallback>
+              </mc:AlternateContent>
+            </w:r>
+            <w:r>
+              <w:rPr>
                 <w:color w:val="F3FBF7"/>
                 <w:sz w:val="16"/>
                 <w:lang w:val="en-US"/>
               </w:rPr>
-              <w:t>Atotonilco de Tula, Hidalgo, México | 773 680 2105 | juarezmonroyarturo574@gmail.com | linkedin.com/in/</w:t>
+              <w:t>Pachuca de Soto</w:t>
+            </w:r>
+            <w:r>
+              <w:rPr>
+                <w:color w:val="F3FBF7"/>
+                <w:sz w:val="16"/>
+                <w:lang w:val="en-US"/>
+              </w:rPr>
+              <w:t>, México | 773 680 2105 | juarezmonroyarturo574@gmail.com | linkedin.com/in/</w:t>
             </w:r>
             <w:proofErr w:type="spellStart"/>
             <w:r>
@@ -488,7 +912,7 @@
     </w:tbl>
     <w:p>
       <w:pPr>
-        <w:pStyle w:val="Heading1"/>
+        <w:pStyle w:val="Ttulo1"/>
         <w:ind w:left="-5"/>
         <w:rPr>
           <w:lang w:val="en-US"/>
@@ -497,7 +921,7 @@
     </w:p>
     <w:p>
       <w:pPr>
-        <w:pStyle w:val="Heading1"/>
+        <w:pStyle w:val="Ttulo1"/>
         <w:ind w:left="-5"/>
         <w:rPr>
           <w:lang w:val="en-US"/>
@@ -506,7 +930,7 @@
     </w:p>
     <w:p>
       <w:pPr>
-        <w:pStyle w:val="Heading1"/>
+        <w:pStyle w:val="Ttulo1"/>
         <w:ind w:left="-5"/>
       </w:pPr>
       <w:r>
@@ -579,7 +1003,7 @@
     </w:p>
     <w:p>
       <w:pPr>
-        <w:pStyle w:val="Heading1"/>
+        <w:pStyle w:val="Ttulo1"/>
         <w:ind w:left="-5"/>
         <w:rPr>
           <w:lang w:val="en-US"/>
@@ -824,7 +1248,7 @@
     </w:p>
     <w:p>
       <w:pPr>
-        <w:pStyle w:val="Heading1"/>
+        <w:pStyle w:val="Ttulo1"/>
         <w:ind w:left="-5"/>
       </w:pPr>
       <w:r>
@@ -833,7 +1257,7 @@
     </w:p>
     <w:p>
       <w:pPr>
-        <w:pStyle w:val="Heading2"/>
+        <w:pStyle w:val="Ttulo2"/>
         <w:ind w:left="-5"/>
       </w:pPr>
       <w:r>
@@ -866,7 +1290,7 @@
     </w:p>
     <w:p>
       <w:pPr>
-        <w:pStyle w:val="Heading3"/>
+        <w:pStyle w:val="Ttulo3"/>
         <w:spacing w:after="20" w:line="259" w:lineRule="auto"/>
         <w:ind w:left="-5"/>
       </w:pPr>
@@ -949,7 +1373,7 @@
     </w:p>
     <w:p>
       <w:pPr>
-        <w:pStyle w:val="Heading2"/>
+        <w:pStyle w:val="Ttulo2"/>
         <w:ind w:left="-5"/>
       </w:pPr>
       <w:r>
@@ -982,7 +1406,7 @@
     </w:p>
     <w:p>
       <w:pPr>
-        <w:pStyle w:val="Heading3"/>
+        <w:pStyle w:val="Ttulo3"/>
         <w:spacing w:after="20" w:line="259" w:lineRule="auto"/>
         <w:ind w:left="-5"/>
       </w:pPr>
@@ -1091,7 +1515,7 @@
     </w:p>
     <w:p>
       <w:pPr>
-        <w:pStyle w:val="Heading2"/>
+        <w:pStyle w:val="Ttulo2"/>
         <w:ind w:left="-5"/>
       </w:pPr>
       <w:r>
@@ -1108,7 +1532,7 @@
     </w:p>
     <w:p>
       <w:pPr>
-        <w:pStyle w:val="Heading3"/>
+        <w:pStyle w:val="Ttulo3"/>
         <w:spacing w:after="20" w:line="259" w:lineRule="auto"/>
         <w:ind w:left="-5"/>
       </w:pPr>
@@ -1171,7 +1595,7 @@
     </w:p>
     <w:p>
       <w:pPr>
-        <w:pStyle w:val="Heading2"/>
+        <w:pStyle w:val="Ttulo2"/>
         <w:ind w:left="-5"/>
       </w:pPr>
       <w:r>
@@ -1196,7 +1620,7 @@
     </w:p>
     <w:p>
       <w:pPr>
-        <w:pStyle w:val="Heading3"/>
+        <w:pStyle w:val="Ttulo3"/>
         <w:spacing w:after="20" w:line="259" w:lineRule="auto"/>
         <w:ind w:left="-5"/>
       </w:pPr>
@@ -1259,7 +1683,7 @@
     <w:p/>
     <w:p>
       <w:pPr>
-        <w:pStyle w:val="Heading1"/>
+        <w:pStyle w:val="Ttulo1"/>
         <w:spacing w:after="0"/>
         <w:ind w:left="0" w:firstLine="0"/>
       </w:pPr>
@@ -1316,7 +1740,7 @@
     </w:p>
     <w:p>
       <w:pPr>
-        <w:pStyle w:val="Heading2"/>
+        <w:pStyle w:val="Ttulo2"/>
         <w:spacing w:after="27" w:line="259" w:lineRule="auto"/>
         <w:ind w:left="-5"/>
       </w:pPr>
@@ -1330,7 +1754,7 @@
     </w:p>
     <w:p>
       <w:pPr>
-        <w:pStyle w:val="Heading3"/>
+        <w:pStyle w:val="Ttulo3"/>
         <w:ind w:left="-5"/>
       </w:pPr>
       <w:r>
@@ -1339,7 +1763,7 @@
     </w:p>
     <w:p>
       <w:pPr>
-        <w:pStyle w:val="Heading4"/>
+        <w:pStyle w:val="Ttulo4"/>
         <w:ind w:left="-5"/>
       </w:pPr>
       <w:r>
@@ -1357,7 +1781,7 @@
     </w:p>
     <w:p>
       <w:pPr>
-        <w:pStyle w:val="Heading3"/>
+        <w:pStyle w:val="Ttulo3"/>
         <w:ind w:left="-5"/>
       </w:pPr>
       <w:r>
@@ -1366,7 +1790,7 @@
     </w:p>
     <w:p>
       <w:pPr>
-        <w:pStyle w:val="Heading4"/>
+        <w:pStyle w:val="Ttulo4"/>
         <w:ind w:left="-5"/>
         <w:rPr>
           <w:lang w:val="en-US"/>
@@ -1390,7 +1814,7 @@
     </w:p>
     <w:p>
       <w:pPr>
-        <w:pStyle w:val="Heading3"/>
+        <w:pStyle w:val="Ttulo3"/>
         <w:ind w:left="-5"/>
       </w:pPr>
       <w:r>
@@ -1426,7 +1850,7 @@
     </w:p>
     <w:p>
       <w:pPr>
-        <w:pStyle w:val="Heading3"/>
+        <w:pStyle w:val="Ttulo3"/>
         <w:ind w:left="-5"/>
       </w:pPr>
       <w:r>
@@ -1435,7 +1859,7 @@
     </w:p>
     <w:p>
       <w:pPr>
-        <w:pStyle w:val="Heading4"/>
+        <w:pStyle w:val="Ttulo4"/>
         <w:ind w:left="-5"/>
       </w:pPr>
       <w:r>
@@ -1461,7 +1885,7 @@
     </w:p>
     <w:p>
       <w:pPr>
-        <w:pStyle w:val="Heading3"/>
+        <w:pStyle w:val="Ttulo3"/>
         <w:ind w:left="-5"/>
         <w:rPr>
           <w:lang w:val="en-US"/>
@@ -1588,7 +2012,7 @@
     </w:p>
     <w:p>
       <w:pPr>
-        <w:pStyle w:val="Heading3"/>
+        <w:pStyle w:val="Ttulo3"/>
         <w:ind w:left="-5"/>
       </w:pPr>
       <w:r>
@@ -1597,7 +2021,7 @@
     </w:p>
     <w:p>
       <w:pPr>
-        <w:pStyle w:val="Heading4"/>
+        <w:pStyle w:val="Ttulo4"/>
         <w:ind w:left="-5"/>
       </w:pPr>
       <w:r>
@@ -1615,7 +2039,7 @@
     </w:p>
     <w:p>
       <w:pPr>
-        <w:pStyle w:val="Heading3"/>
+        <w:pStyle w:val="Ttulo3"/>
         <w:ind w:left="-5"/>
       </w:pPr>
       <w:r>
@@ -1675,7 +2099,7 @@
     </w:p>
     <w:p>
       <w:pPr>
-        <w:pStyle w:val="Heading2"/>
+        <w:pStyle w:val="Ttulo2"/>
         <w:spacing w:after="27" w:line="259" w:lineRule="auto"/>
         <w:ind w:left="-5"/>
       </w:pPr>
@@ -1783,8 +2207,29 @@
         </w:numPr>
         <w:ind w:hanging="111"/>
       </w:pPr>
-      <w:r>
-        <w:t>JavaScript.</w:t>
+      <w:proofErr w:type="spellStart"/>
+      <w:r>
+        <w:t>Utility</w:t>
+      </w:r>
+      <w:proofErr w:type="spellEnd"/>
+      <w:r>
+        <w:t xml:space="preserve"> </w:t>
+      </w:r>
+      <w:proofErr w:type="spellStart"/>
+      <w:r>
+        <w:t>Types</w:t>
+      </w:r>
+      <w:proofErr w:type="spellEnd"/>
+      <w:r>
+        <w:t xml:space="preserve"> en </w:t>
+      </w:r>
+      <w:proofErr w:type="spellStart"/>
+      <w:r>
+        <w:t>TypeScript</w:t>
+      </w:r>
+      <w:proofErr w:type="spellEnd"/>
+      <w:r>
+        <w:t>.</w:t>
       </w:r>
     </w:p>
     <w:p>
@@ -1795,29 +2240,8 @@
         </w:numPr>
         <w:ind w:hanging="111"/>
       </w:pPr>
-      <w:proofErr w:type="spellStart"/>
-      <w:r>
-        <w:t>Utility</w:t>
-      </w:r>
-      <w:proofErr w:type="spellEnd"/>
-      <w:r>
-        <w:t xml:space="preserve"> </w:t>
-      </w:r>
-      <w:proofErr w:type="spellStart"/>
-      <w:r>
-        <w:t>Types</w:t>
-      </w:r>
-      <w:proofErr w:type="spellEnd"/>
-      <w:r>
-        <w:t xml:space="preserve"> en </w:t>
-      </w:r>
-      <w:proofErr w:type="spellStart"/>
-      <w:r>
-        <w:t>TypeScript</w:t>
-      </w:r>
-      <w:proofErr w:type="spellEnd"/>
-      <w:r>
-        <w:t>.</w:t>
+      <w:r>
+        <w:t>Crea una PWA de Detección de Objetos con Angular 19 y TensorFlow.js.</w:t>
       </w:r>
     </w:p>
     <w:p>
@@ -1829,7 +2253,7 @@
         <w:ind w:hanging="111"/>
       </w:pPr>
       <w:r>
-        <w:t>Crea una PWA de Detección de Objetos con Angular 19 y TensorFlow.js.</w:t>
+        <w:t>Fundamentos de Scrum.</w:t>
       </w:r>
     </w:p>
     <w:p>
@@ -1841,7 +2265,7 @@
         <w:ind w:hanging="111"/>
       </w:pPr>
       <w:r>
-        <w:t>Fundamentos de Scrum.</w:t>
+        <w:t>Python Essentials 1.</w:t>
       </w:r>
     </w:p>
     <w:p>
@@ -1852,8 +2276,13 @@
         </w:numPr>
         <w:ind w:hanging="111"/>
       </w:pPr>
-      <w:r>
-        <w:t>Python Essentials 1.</w:t>
+      <w:proofErr w:type="spellStart"/>
+      <w:r>
+        <w:t>Prompting</w:t>
+      </w:r>
+      <w:proofErr w:type="spellEnd"/>
+      <w:r>
+        <w:t xml:space="preserve"> responsable maximiza la IA en tu negocio</w:t>
       </w:r>
     </w:p>
     <w:p>
@@ -1871,7 +2300,7 @@
     </w:p>
     <w:p>
       <w:pPr>
-        <w:pStyle w:val="Heading2"/>
+        <w:pStyle w:val="Ttulo2"/>
         <w:spacing w:after="27" w:line="259" w:lineRule="auto"/>
         <w:ind w:left="-5"/>
       </w:pPr>
@@ -3645,10 +4074,10 @@
       <w:sz w:val="18"/>
     </w:rPr>
   </w:style>
-  <w:style w:type="paragraph" w:styleId="Heading1">
+  <w:style w:type="paragraph" w:styleId="Ttulo1">
     <w:name w:val="heading 1"/>
     <w:next w:val="Normal"/>
-    <w:link w:val="Heading1Char"/>
+    <w:link w:val="Ttulo1Car"/>
     <w:uiPriority w:val="9"/>
     <w:qFormat/>
     <w:pPr>
@@ -3665,10 +4094,10 @@
       <w:sz w:val="20"/>
     </w:rPr>
   </w:style>
-  <w:style w:type="paragraph" w:styleId="Heading2">
+  <w:style w:type="paragraph" w:styleId="Ttulo2">
     <w:name w:val="heading 2"/>
     <w:next w:val="Normal"/>
-    <w:link w:val="Heading2Char"/>
+    <w:link w:val="Ttulo2Car"/>
     <w:uiPriority w:val="9"/>
     <w:unhideWhenUsed/>
     <w:qFormat/>
@@ -3686,10 +4115,10 @@
       <w:sz w:val="19"/>
     </w:rPr>
   </w:style>
-  <w:style w:type="paragraph" w:styleId="Heading3">
+  <w:style w:type="paragraph" w:styleId="Ttulo3">
     <w:name w:val="heading 3"/>
     <w:next w:val="Normal"/>
-    <w:link w:val="Heading3Char"/>
+    <w:link w:val="Ttulo3Car"/>
     <w:uiPriority w:val="9"/>
     <w:unhideWhenUsed/>
     <w:qFormat/>
@@ -3707,10 +4136,10 @@
       <w:sz w:val="19"/>
     </w:rPr>
   </w:style>
-  <w:style w:type="paragraph" w:styleId="Heading4">
+  <w:style w:type="paragraph" w:styleId="Ttulo4">
     <w:name w:val="heading 4"/>
     <w:next w:val="Normal"/>
-    <w:link w:val="Heading4Char"/>
+    <w:link w:val="Ttulo4Car"/>
     <w:uiPriority w:val="9"/>
     <w:unhideWhenUsed/>
     <w:qFormat/>
@@ -3728,13 +4157,13 @@
       <w:sz w:val="17"/>
     </w:rPr>
   </w:style>
-  <w:style w:type="character" w:default="1" w:styleId="DefaultParagraphFont">
+  <w:style w:type="character" w:default="1" w:styleId="Fuentedeprrafopredeter">
     <w:name w:val="Default Paragraph Font"/>
     <w:uiPriority w:val="1"/>
     <w:semiHidden/>
     <w:unhideWhenUsed/>
   </w:style>
-  <w:style w:type="table" w:default="1" w:styleId="TableNormal">
+  <w:style w:type="table" w:default="1" w:styleId="Tablanormal">
     <w:name w:val="Normal Table"/>
     <w:uiPriority w:val="99"/>
     <w:semiHidden/>
@@ -3749,15 +4178,15 @@
       </w:tblCellMar>
     </w:tblPr>
   </w:style>
-  <w:style w:type="numbering" w:default="1" w:styleId="NoList">
+  <w:style w:type="numbering" w:default="1" w:styleId="Sinlista">
     <w:name w:val="No List"/>
     <w:uiPriority w:val="99"/>
     <w:semiHidden/>
     <w:unhideWhenUsed/>
   </w:style>
-  <w:style w:type="character" w:customStyle="1" w:styleId="Heading4Char">
-    <w:name w:val="Heading 4 Char"/>
-    <w:link w:val="Heading4"/>
+  <w:style w:type="character" w:customStyle="1" w:styleId="Ttulo4Car">
+    <w:name w:val="Título 4 Car"/>
+    <w:link w:val="Ttulo4"/>
     <w:rPr>
       <w:rFonts w:ascii="Arial" w:eastAsia="Arial" w:hAnsi="Arial" w:cs="Arial"/>
       <w:b/>
@@ -3765,9 +4194,9 @@
       <w:sz w:val="17"/>
     </w:rPr>
   </w:style>
-  <w:style w:type="character" w:customStyle="1" w:styleId="Heading2Char">
-    <w:name w:val="Heading 2 Char"/>
-    <w:link w:val="Heading2"/>
+  <w:style w:type="character" w:customStyle="1" w:styleId="Ttulo2Car">
+    <w:name w:val="Título 2 Car"/>
+    <w:link w:val="Ttulo2"/>
     <w:rPr>
       <w:rFonts w:ascii="Arial" w:eastAsia="Arial" w:hAnsi="Arial" w:cs="Arial"/>
       <w:b/>
@@ -3775,9 +4204,9 @@
       <w:sz w:val="19"/>
     </w:rPr>
   </w:style>
-  <w:style w:type="character" w:customStyle="1" w:styleId="Heading3Char">
-    <w:name w:val="Heading 3 Char"/>
-    <w:link w:val="Heading3"/>
+  <w:style w:type="character" w:customStyle="1" w:styleId="Ttulo3Car">
+    <w:name w:val="Título 3 Car"/>
+    <w:link w:val="Ttulo3"/>
     <w:rPr>
       <w:rFonts w:ascii="Arial" w:eastAsia="Arial" w:hAnsi="Arial" w:cs="Arial"/>
       <w:b/>
@@ -3785,9 +4214,9 @@
       <w:sz w:val="19"/>
     </w:rPr>
   </w:style>
-  <w:style w:type="character" w:customStyle="1" w:styleId="Heading1Char">
-    <w:name w:val="Heading 1 Char"/>
-    <w:link w:val="Heading1"/>
+  <w:style w:type="character" w:customStyle="1" w:styleId="Ttulo1Car">
+    <w:name w:val="Título 1 Car"/>
+    <w:link w:val="Ttulo1"/>
     <w:rPr>
       <w:rFonts w:ascii="Arial" w:eastAsia="Arial" w:hAnsi="Arial" w:cs="Arial"/>
       <w:b/>
